--- a/storage/app/public/templates/PedidoInformacao.docx
+++ b/storage/app/public/templates/PedidoInformacao.docx
@@ -980,7 +980,7 @@
           <w:sz w:val="22"/>
           <w:szCs w:val="22"/>
         </w:rPr>
-        <w:t xml:space="preserve"> </w:t>
+        <w:t xml:space="preserve"> ${solicitacao}</w:t>
       </w:r>
     </w:p>
     <w:p>

--- a/storage/app/public/templates/PedidoInformacao.docx
+++ b/storage/app/public/templates/PedidoInformacao.docx
@@ -4,43 +4,18 @@
   <w:body>
     <w:p>
       <w:pPr>
+        <w:spacing w:before="0" w:after="160"/>
         <w:jc w:val="center"/>
-        <w:rPr>
-          <w:rFonts w:ascii="Times New Roman" w:hAnsi="Times New Roman" w:cs="Times New Roman"/>
-        </w:rPr>
-      </w:pPr>
-      <w:r>
-        <w:rPr>
-          <w:rFonts w:ascii="Times New Roman" w:hAnsi="Times New Roman" w:cs="Times New Roman"/>
-        </w:rPr>
-        <w:t xml:space="preserve">CAPITANIA FLUVIAL DE </w:t>
-      </w:r>
-      <w:r>
-        <w:rPr>
-          <w:rFonts w:ascii="Times New Roman" w:hAnsi="Times New Roman" w:cs="Times New Roman"/>
-        </w:rPr>
-        <w:t>GOIÁS</w:t>
-      </w:r>
-    </w:p>
-    <w:p>
-      <w:r>
-        <w:rPr>
-          <w:rFonts w:ascii="Times New Roman" w:hAnsi="Times New Roman" w:cs="Times New Roman"/>
+      </w:pPr>
+      <w:r>
+        <w:rPr>
           <w:noProof/>
         </w:rPr>
         <w:drawing>
-          <wp:anchor distT="0" distB="0" distL="114300" distR="114300" simplePos="0" relativeHeight="251659264" behindDoc="1" locked="0" layoutInCell="1" allowOverlap="1" wp14:anchorId="5A4C0797" wp14:editId="6509910B">
-            <wp:simplePos x="0" y="0"/>
-            <wp:positionH relativeFrom="margin">
-              <wp:posOffset>2733675</wp:posOffset>
-            </wp:positionH>
-            <wp:positionV relativeFrom="paragraph">
-              <wp:posOffset>9525</wp:posOffset>
-            </wp:positionV>
-            <wp:extent cx="1066800" cy="628650"/>
+          <wp:inline distT="0" distB="0" distL="0" distR="0">
+            <wp:extent cx="1066800" cy="1384300"/>
             <wp:effectExtent l="0" t="0" r="0" b="0"/>
-            <wp:wrapNone/>
-            <wp:docPr id="298079613" name="Imagem 1" descr="Desenho de cachorro amarelo&#10;&#10;Descrição gerada automaticamente com confiança média"/>
+            <wp:docPr id="1" name="Brasão"/>
             <wp:cNvGraphicFramePr>
               <a:graphicFrameLocks xmlns:a="http://schemas.openxmlformats.org/drawingml/2006/main" noChangeAspect="1"/>
             </wp:cNvGraphicFramePr>
@@ -48,17 +23,11 @@
               <a:graphicData uri="http://schemas.openxmlformats.org/drawingml/2006/picture">
                 <pic:pic xmlns:pic="http://schemas.openxmlformats.org/drawingml/2006/picture">
                   <pic:nvPicPr>
-                    <pic:cNvPr id="298079613" name="Imagem 1" descr="Desenho de cachorro amarelo&#10;&#10;Descrição gerada automaticamente com confiança média"/>
+                    <pic:cNvPr id="1" name="Brasão"/>
                     <pic:cNvPicPr/>
                   </pic:nvPicPr>
                   <pic:blipFill>
-                    <a:blip r:embed="rId7" cstate="print">
-                      <a:extLst>
-                        <a:ext uri="{28A0092B-C50C-407E-A947-70E740481C1C}">
-                          <a14:useLocalDpi xmlns:a14="http://schemas.microsoft.com/office/drawing/2010/main" val="0"/>
-                        </a:ext>
-                      </a:extLst>
-                    </a:blip>
+                    <a:blip r:embed="rId7"/>
                     <a:stretch>
                       <a:fillRect/>
                     </a:stretch>
@@ -66,7 +35,7 @@
                   <pic:spPr>
                     <a:xfrm>
                       <a:off x="0" y="0"/>
-                      <a:ext cx="1066800" cy="628650"/>
+                      <a:ext cx="1066800" cy="1384300"/>
                     </a:xfrm>
                     <a:prstGeom prst="rect">
                       <a:avLst/>
@@ -75,1054 +44,637 @@
                 </pic:pic>
               </a:graphicData>
             </a:graphic>
-            <wp14:sizeRelH relativeFrom="page">
-              <wp14:pctWidth>0</wp14:pctWidth>
-            </wp14:sizeRelH>
-            <wp14:sizeRelV relativeFrom="page">
-              <wp14:pctHeight>0</wp14:pctHeight>
-            </wp14:sizeRelV>
-          </wp:anchor>
+          </wp:inline>
         </w:drawing>
       </w:r>
     </w:p>
-    <w:p/>
-    <w:p>
-      <w:pPr>
+    <w:p>
+      <w:pPr>
+        <w:spacing w:before="0" w:after="160" w:line="240" w:lineRule="auto"/>
         <w:jc w:val="center"/>
         <w:rPr>
-          <w:rFonts w:ascii="Times New Roman" w:hAnsi="Times New Roman" w:cs="Times New Roman"/>
+          <w:rFonts w:ascii="Calibri" w:hAnsi="Calibri" w:cs="Calibri"/>
+          <w:sz w:val="28"/>
+          <w:szCs w:val="28"/>
+        </w:rPr>
+      </w:pPr>
+      <w:r>
+        <w:rPr>
+          <w:rFonts w:ascii="Calibri" w:hAnsi="Calibri" w:cs="Calibri"/>
           <w:b/>
           <w:bCs/>
-          <w:sz w:val="20"/>
-          <w:szCs w:val="20"/>
-        </w:rPr>
-      </w:pPr>
-      <w:r>
-        <w:rPr>
-          <w:rFonts w:ascii="Times New Roman" w:hAnsi="Times New Roman" w:cs="Times New Roman"/>
+          <w:sz w:val="28"/>
+          <w:szCs w:val="28"/>
+        </w:rPr>
+        <w:t xml:space="preserve">PEDIDO DE INFORMAÇÃO</w:t>
+      </w:r>
+    </w:p>
+    <w:p>
+      <w:pPr>
+        <w:spacing w:before="0" w:after="160" w:line="240" w:lineRule="auto"/>
+        <w:rPr>
+          <w:rFonts w:ascii="Calibri" w:hAnsi="Calibri" w:cs="Calibri"/>
+          <w:sz w:val="28"/>
+          <w:szCs w:val="28"/>
+        </w:rPr>
+      </w:pPr>
+      <w:r>
+        <w:rPr>
+          <w:rFonts w:ascii="Calibri" w:hAnsi="Calibri" w:cs="Calibri"/>
+          <w:sz w:val="28"/>
+          <w:szCs w:val="28"/>
+        </w:rPr>
+        <w:t xml:space="preserve">Ilmo. Sr. Capitão dos Portos,</w:t>
+      </w:r>
+    </w:p>
+    <w:p>
+      <w:pPr>
+        <w:spacing w:before="0" w:after="160" w:line="240" w:lineRule="auto"/>
+        <w:jc w:val="both"/>
+        <w:rPr>
+          <w:rFonts w:ascii="Calibri" w:hAnsi="Calibri" w:cs="Calibri"/>
+          <w:sz w:val="28"/>
+          <w:szCs w:val="28"/>
+        </w:rPr>
+      </w:pPr>
+      <w:r>
+        <w:rPr>
+          <w:rFonts w:ascii="Calibri" w:hAnsi="Calibri" w:cs="Calibri"/>
+          <w:sz w:val="28"/>
+          <w:szCs w:val="28"/>
+        </w:rPr>
+        <w:t xml:space="preserve">Eu, abaixo assinado(a), venho, respeitosamente, solicitar a prestação de informações conforme dados pessoais informados a seguir.</w:t>
+      </w:r>
+    </w:p>
+    <w:p>
+      <w:pPr>
+        <w:spacing w:before="0" w:after="120" w:line="240" w:lineRule="auto"/>
+        <w:rPr>
+          <w:rFonts w:ascii="Calibri" w:hAnsi="Calibri" w:cs="Calibri"/>
+          <w:sz w:val="28"/>
+          <w:szCs w:val="28"/>
+        </w:rPr>
+      </w:pPr>
+      <w:r>
+        <w:rPr>
+          <w:rFonts w:ascii="Calibri" w:hAnsi="Calibri" w:cs="Calibri"/>
           <w:b/>
           <w:bCs/>
-          <w:sz w:val="20"/>
-          <w:szCs w:val="20"/>
-        </w:rPr>
-        <w:t>MARINHA DO BRASIL</w:t>
-      </w:r>
-    </w:p>
-    <w:p>
-      <w:pPr>
-        <w:jc w:val="center"/>
-        <w:rPr>
-          <w:rFonts w:ascii="Times New Roman" w:hAnsi="Times New Roman" w:cs="Times New Roman"/>
+          <w:sz w:val="28"/>
+          <w:szCs w:val="28"/>
+        </w:rPr>
+        <w:t xml:space="preserve">1. DADOS DO REQUERENTE</w:t>
+      </w:r>
+    </w:p>
+    <w:p>
+      <w:pPr>
+        <w:spacing w:before="0" w:after="40" w:line="240" w:lineRule="auto"/>
+        <w:rPr>
+          <w:rFonts w:ascii="Calibri" w:hAnsi="Calibri" w:cs="Calibri"/>
+          <w:sz w:val="28"/>
+          <w:szCs w:val="28"/>
+        </w:rPr>
+      </w:pPr>
+      <w:r>
+        <w:rPr>
+          <w:rFonts w:ascii="Calibri" w:hAnsi="Calibri" w:cs="Calibri"/>
           <w:b/>
           <w:bCs/>
-          <w:sz w:val="20"/>
-          <w:szCs w:val="20"/>
-        </w:rPr>
-      </w:pPr>
-      <w:r>
-        <w:rPr>
-          <w:rFonts w:ascii="Times New Roman" w:hAnsi="Times New Roman" w:cs="Times New Roman"/>
+          <w:sz w:val="28"/>
+          <w:szCs w:val="28"/>
+        </w:rPr>
+        <w:t xml:space="preserve">a) Nome completo: </w:t>
+      </w:r>
+      <w:r>
+        <w:rPr>
+          <w:rFonts w:ascii="Calibri" w:hAnsi="Calibri" w:cs="Calibri"/>
+          <w:u w:val="single"/>
+          <w:sz w:val="28"/>
+          <w:szCs w:val="28"/>
+        </w:rPr>
+        <w:t xml:space="preserve">${nome}</w:t>
+      </w:r>
+    </w:p>
+    <w:p>
+      <w:pPr>
+        <w:spacing w:before="0" w:after="40" w:line="240" w:lineRule="auto"/>
+        <w:rPr>
+          <w:rFonts w:ascii="Calibri" w:hAnsi="Calibri" w:cs="Calibri"/>
+          <w:sz w:val="28"/>
+          <w:szCs w:val="28"/>
+        </w:rPr>
+      </w:pPr>
+      <w:r>
+        <w:rPr>
+          <w:rFonts w:ascii="Calibri" w:hAnsi="Calibri" w:cs="Calibri"/>
           <w:b/>
           <w:bCs/>
-          <w:sz w:val="20"/>
-          <w:szCs w:val="20"/>
-        </w:rPr>
-        <w:t xml:space="preserve">CAPITANIA FLUVIAL DE </w:t>
-      </w:r>
-      <w:r>
-        <w:rPr>
-          <w:rFonts w:ascii="Times New Roman" w:hAnsi="Times New Roman" w:cs="Times New Roman"/>
+          <w:sz w:val="28"/>
+          <w:szCs w:val="28"/>
+        </w:rPr>
+        <w:t xml:space="preserve">b) CPF: </w:t>
+      </w:r>
+      <w:r>
+        <w:rPr>
+          <w:rFonts w:ascii="Calibri" w:hAnsi="Calibri" w:cs="Calibri"/>
+          <w:u w:val="single"/>
+          <w:sz w:val="28"/>
+          <w:szCs w:val="28"/>
+        </w:rPr>
+        <w:t xml:space="preserve">${cpf}</w:t>
+      </w:r>
+    </w:p>
+    <w:p>
+      <w:pPr>
+        <w:spacing w:before="0" w:after="40" w:line="240" w:lineRule="auto"/>
+        <w:rPr>
+          <w:rFonts w:ascii="Calibri" w:hAnsi="Calibri" w:cs="Calibri"/>
+          <w:sz w:val="28"/>
+          <w:szCs w:val="28"/>
+        </w:rPr>
+      </w:pPr>
+      <w:r>
+        <w:rPr>
+          <w:rFonts w:ascii="Calibri" w:hAnsi="Calibri" w:cs="Calibri"/>
           <w:b/>
           <w:bCs/>
-          <w:sz w:val="20"/>
-          <w:szCs w:val="20"/>
-        </w:rPr>
-        <w:t>GOIAS</w:t>
-      </w:r>
-    </w:p>
-    <w:p>
-      <w:pPr>
-        <w:jc w:val="center"/>
-        <w:rPr>
-          <w:rFonts w:ascii="Times New Roman" w:hAnsi="Times New Roman" w:cs="Times New Roman"/>
-        </w:rPr>
-      </w:pPr>
-      <w:r>
-        <w:rPr>
-          <w:rFonts w:ascii="Times New Roman" w:hAnsi="Times New Roman" w:cs="Times New Roman"/>
-        </w:rPr>
-        <w:t>PEDIDO DE INFORMAÇÃO</w:t>
-      </w:r>
-    </w:p>
-    <w:p>
-      <w:pPr>
-        <w:jc w:val="center"/>
-        <w:rPr>
-          <w:rFonts w:ascii="Times New Roman" w:hAnsi="Times New Roman" w:cs="Times New Roman"/>
-          <w:sz w:val="20"/>
-          <w:szCs w:val="20"/>
-        </w:rPr>
-      </w:pPr>
-      <w:proofErr w:type="spellStart"/>
-      <w:r>
-        <w:rPr>
-          <w:rFonts w:ascii="Times New Roman" w:hAnsi="Times New Roman" w:cs="Times New Roman"/>
-          <w:sz w:val="20"/>
-          <w:szCs w:val="20"/>
-        </w:rPr>
-        <w:t>Ilmo</w:t>
-      </w:r>
-      <w:proofErr w:type="spellEnd"/>
-      <w:r>
-        <w:rPr>
-          <w:rFonts w:ascii="Times New Roman" w:hAnsi="Times New Roman" w:cs="Times New Roman"/>
-          <w:sz w:val="20"/>
-          <w:szCs w:val="20"/>
-        </w:rPr>
-        <w:t xml:space="preserve"> Sr. Capitão dos Portos</w:t>
-      </w:r>
-    </w:p>
-    <w:tbl>
-      <w:tblPr>
-        <w:tblStyle w:val="Tabelacomgrade"/>
-        <w:tblW w:w="0" w:type="auto"/>
-        <w:tblLook w:val="04A0" w:firstRow="1" w:lastRow="0" w:firstColumn="1" w:lastColumn="0" w:noHBand="0" w:noVBand="1"/>
-      </w:tblPr>
-      <w:tblGrid>
-        <w:gridCol w:w="4106"/>
-        <w:gridCol w:w="851"/>
-        <w:gridCol w:w="2835"/>
-        <w:gridCol w:w="2664"/>
-      </w:tblGrid>
-      <w:tr>
-        <w:tc>
-          <w:tcPr>
-            <w:tcW w:w="10456" w:type="dxa"/>
-            <w:gridSpan w:val="4"/>
-            <w:tcBorders>
-              <w:bottom w:val="nil"/>
-            </w:tcBorders>
-          </w:tcPr>
-          <w:p>
-            <w:pPr>
-              <w:spacing w:line="276" w:lineRule="auto"/>
-              <w:rPr>
-                <w:rFonts w:ascii="Times New Roman" w:hAnsi="Times New Roman" w:cs="Times New Roman"/>
-              </w:rPr>
-            </w:pPr>
-            <w:r>
-              <w:rPr>
-                <w:rFonts w:ascii="Times New Roman" w:hAnsi="Times New Roman" w:cs="Times New Roman"/>
-              </w:rPr>
-              <w:t>(1) Dados Pessoais:</w:t>
-            </w:r>
-          </w:p>
-        </w:tc>
-      </w:tr>
-      <w:tr>
-        <w:trPr>
-          <w:trHeight w:val="498"/>
-        </w:trPr>
-        <w:tc>
-          <w:tcPr>
-            <w:tcW w:w="10456" w:type="dxa"/>
-            <w:gridSpan w:val="4"/>
-            <w:tcBorders>
-              <w:top w:val="nil"/>
-              <w:bottom w:val="single" w:sz="4" w:space="0" w:color="auto"/>
-            </w:tcBorders>
-            <w:vAlign w:val="bottom"/>
-          </w:tcPr>
-          <w:p>
-            <w:pPr>
-              <w:spacing w:line="276" w:lineRule="auto"/>
-              <w:rPr>
-                <w:rFonts w:ascii="Times New Roman" w:hAnsi="Times New Roman" w:cs="Times New Roman"/>
-                <w:u w:val="single"/>
-              </w:rPr>
-            </w:pPr>
-            <w:r>
-              <w:rPr>
-                <w:rFonts w:ascii="Times New Roman" w:hAnsi="Times New Roman" w:cs="Times New Roman"/>
-              </w:rPr>
-              <w:t>a)</w:t>
-            </w:r>
-            <w:r>
-              <w:rPr>
-                <w:rFonts w:ascii="Times New Roman" w:hAnsi="Times New Roman" w:cs="Times New Roman"/>
-              </w:rPr>
-              <w:t xml:space="preserve"> ${nome}</w:t>
-            </w:r>
-          </w:p>
-        </w:tc>
-      </w:tr>
-      <w:tr>
-        <w:tc>
-          <w:tcPr>
-            <w:tcW w:w="10456" w:type="dxa"/>
-            <w:gridSpan w:val="4"/>
-            <w:tcBorders>
-              <w:bottom w:val="nil"/>
-            </w:tcBorders>
-          </w:tcPr>
-          <w:p>
-            <w:pPr>
-              <w:tabs>
-                <w:tab w:val="left" w:pos="4935"/>
-              </w:tabs>
-              <w:jc w:val="center"/>
-            </w:pPr>
-            <w:r>
-              <w:rPr>
-                <w:rFonts w:ascii="Times New Roman" w:hAnsi="Times New Roman" w:cs="Times New Roman"/>
-                <w:sz w:val="20"/>
-                <w:szCs w:val="20"/>
-              </w:rPr>
-              <w:t>(Nome do Requerente)</w:t>
-            </w:r>
-          </w:p>
-        </w:tc>
-      </w:tr>
-      <w:tr>
-        <w:trPr>
-          <w:trHeight w:val="499"/>
-        </w:trPr>
-        <w:tc>
-          <w:tcPr>
-            <w:tcW w:w="4106" w:type="dxa"/>
-            <w:tcBorders>
-              <w:top w:val="nil"/>
-              <w:bottom w:val="single" w:sz="4" w:space="0" w:color="auto"/>
-              <w:right w:val="nil"/>
-            </w:tcBorders>
-            <w:vAlign w:val="bottom"/>
-          </w:tcPr>
-          <w:p>
-            <w:pPr>
-              <w:tabs>
-                <w:tab w:val="left" w:pos="4935"/>
-              </w:tabs>
-            </w:pPr>
-            <w:r>
-              <w:rPr>
-                <w:rFonts w:ascii="Times New Roman" w:hAnsi="Times New Roman" w:cs="Times New Roman"/>
-              </w:rPr>
-              <w:t xml:space="preserve">b)  ${cpf}</w:t>
-            </w:r>
-          </w:p>
-        </w:tc>
-        <w:tc>
-          <w:tcPr>
-            <w:tcW w:w="3686" w:type="dxa"/>
-            <w:gridSpan w:val="2"/>
-            <w:tcBorders>
-              <w:top w:val="nil"/>
-              <w:left w:val="nil"/>
-              <w:bottom w:val="single" w:sz="4" w:space="0" w:color="auto"/>
-              <w:right w:val="nil"/>
-            </w:tcBorders>
-            <w:vAlign w:val="bottom"/>
-          </w:tcPr>
-          <w:p>
-            <w:pPr>
-              <w:tabs>
-                <w:tab w:val="left" w:pos="4935"/>
-              </w:tabs>
-            </w:pPr>
-            <w:r>
-              <w:rPr>
-                <w:rFonts w:ascii="Times New Roman" w:hAnsi="Times New Roman" w:cs="Times New Roman"/>
-              </w:rPr>
-              <w:t xml:space="preserve">c)  ${rg}</w:t>
-            </w:r>
-          </w:p>
-        </w:tc>
-        <w:tc>
-          <w:tcPr>
-            <w:tcW w:w="2664" w:type="dxa"/>
-            <w:tcBorders>
-              <w:top w:val="nil"/>
-              <w:left w:val="nil"/>
-            </w:tcBorders>
-            <w:vAlign w:val="bottom"/>
-          </w:tcPr>
-          <w:p>
-            <w:pPr>
-              <w:tabs>
-                <w:tab w:val="left" w:pos="4935"/>
-              </w:tabs>
-            </w:pPr>
-            <w:r>
-              <w:rPr>
-                <w:rFonts w:ascii="Times New Roman" w:hAnsi="Times New Roman" w:cs="Times New Roman"/>
-              </w:rPr>
-              <w:t xml:space="preserve">d) ${org_emissor}</w:t>
-            </w:r>
-          </w:p>
-        </w:tc>
-      </w:tr>
-      <w:tr>
-        <w:tc>
-          <w:tcPr>
-            <w:tcW w:w="4106" w:type="dxa"/>
-            <w:tcBorders>
-              <w:bottom w:val="nil"/>
-              <w:right w:val="nil"/>
-            </w:tcBorders>
-          </w:tcPr>
-          <w:p>
-            <w:pPr>
-              <w:tabs>
-                <w:tab w:val="left" w:pos="4935"/>
-              </w:tabs>
-              <w:jc w:val="center"/>
-            </w:pPr>
-            <w:r>
-              <w:rPr>
-                <w:rFonts w:ascii="Times New Roman" w:hAnsi="Times New Roman" w:cs="Times New Roman"/>
-                <w:sz w:val="20"/>
-                <w:szCs w:val="20"/>
-              </w:rPr>
-              <w:t>(CPF)</w:t>
-            </w:r>
-          </w:p>
-        </w:tc>
-        <w:tc>
-          <w:tcPr>
-            <w:tcW w:w="3686" w:type="dxa"/>
-            <w:gridSpan w:val="2"/>
-            <w:tcBorders>
-              <w:left w:val="nil"/>
-              <w:bottom w:val="nil"/>
-              <w:right w:val="nil"/>
-            </w:tcBorders>
-          </w:tcPr>
-          <w:p>
-            <w:pPr>
-              <w:tabs>
-                <w:tab w:val="left" w:pos="4935"/>
-              </w:tabs>
-              <w:jc w:val="center"/>
-            </w:pPr>
-            <w:r>
-              <w:rPr>
-                <w:rFonts w:ascii="Times New Roman" w:hAnsi="Times New Roman" w:cs="Times New Roman"/>
-                <w:sz w:val="20"/>
-                <w:szCs w:val="20"/>
-              </w:rPr>
-              <w:t>(Nº da Identidade)</w:t>
-            </w:r>
-          </w:p>
-        </w:tc>
-        <w:tc>
-          <w:tcPr>
-            <w:tcW w:w="2664" w:type="dxa"/>
-            <w:tcBorders>
-              <w:left w:val="nil"/>
-              <w:bottom w:val="nil"/>
-            </w:tcBorders>
-          </w:tcPr>
-          <w:p>
-            <w:pPr>
-              <w:tabs>
-                <w:tab w:val="left" w:pos="4935"/>
-              </w:tabs>
-              <w:jc w:val="center"/>
-            </w:pPr>
-            <w:r>
-              <w:rPr>
-                <w:rFonts w:ascii="Times New Roman" w:hAnsi="Times New Roman" w:cs="Times New Roman"/>
-                <w:sz w:val="20"/>
-                <w:szCs w:val="20"/>
-              </w:rPr>
-              <w:t>(Órgão Emissor)</w:t>
-            </w:r>
-          </w:p>
-        </w:tc>
-      </w:tr>
-      <w:tr>
-        <w:trPr>
-          <w:trHeight w:val="589"/>
-        </w:trPr>
-        <w:tc>
-          <w:tcPr>
-            <w:tcW w:w="10456" w:type="dxa"/>
-            <w:gridSpan w:val="4"/>
-            <w:tcBorders>
-              <w:top w:val="nil"/>
-              <w:bottom w:val="nil"/>
-            </w:tcBorders>
-          </w:tcPr>
-          <w:p>
-            <w:pPr>
-              <w:tabs>
-                <w:tab w:val="left" w:pos="4935"/>
-              </w:tabs>
-            </w:pPr>
-            <w:r>
-              <w:rPr>
-                <w:rFonts w:ascii="Times New Roman" w:hAnsi="Times New Roman" w:cs="Times New Roman"/>
-                <w:noProof/>
-              </w:rPr>
-              <mc:AlternateContent>
-                <mc:Choice Requires="wps">
-                  <w:drawing>
-                    <wp:anchor distT="0" distB="0" distL="114300" distR="114300" simplePos="0" relativeHeight="251661312" behindDoc="0" locked="0" layoutInCell="1" allowOverlap="1" wp14:anchorId="7D0F319F" wp14:editId="16273F33">
-                      <wp:simplePos x="0" y="0"/>
-                      <wp:positionH relativeFrom="column">
-                        <wp:posOffset>-62230</wp:posOffset>
-                      </wp:positionH>
-                      <wp:positionV relativeFrom="paragraph">
-                        <wp:posOffset>113665</wp:posOffset>
-                      </wp:positionV>
-                      <wp:extent cx="6619875" cy="171450"/>
-                      <wp:effectExtent l="0" t="0" r="28575" b="19050"/>
-                      <wp:wrapNone/>
-                      <wp:docPr id="1613790713" name="Retângulo 1"/>
-                      <wp:cNvGraphicFramePr/>
-                      <a:graphic xmlns:a="http://schemas.openxmlformats.org/drawingml/2006/main">
-                        <a:graphicData uri="http://schemas.microsoft.com/office/word/2010/wordprocessingShape">
-                          <wps:wsp>
-                            <wps:cNvSpPr/>
-                            <wps:spPr>
-                              <a:xfrm>
-                                <a:off x="0" y="0"/>
-                                <a:ext cx="6619875" cy="171450"/>
-                              </a:xfrm>
-                              <a:prstGeom prst="rect">
-                                <a:avLst/>
-                              </a:prstGeom>
-                              <a:solidFill>
-                                <a:schemeClr val="tx1"/>
-                              </a:solidFill>
-                            </wps:spPr>
-                            <wps:style>
-                              <a:lnRef idx="2">
-                                <a:schemeClr val="accent1">
-                                  <a:shade val="15000"/>
-                                </a:schemeClr>
-                              </a:lnRef>
-                              <a:fillRef idx="1">
-                                <a:schemeClr val="accent1"/>
-                              </a:fillRef>
-                              <a:effectRef idx="0">
-                                <a:schemeClr val="accent1"/>
-                              </a:effectRef>
-                              <a:fontRef idx="minor">
-                                <a:schemeClr val="lt1"/>
-                              </a:fontRef>
-                            </wps:style>
-                            <wps:bodyPr rot="0" spcFirstLastPara="0" vertOverflow="overflow" horzOverflow="overflow" vert="horz" wrap="square" lIns="91440" tIns="45720" rIns="91440" bIns="45720" numCol="1" spcCol="0" rtlCol="0" fromWordArt="0" anchor="ctr" anchorCtr="0" forceAA="0" compatLnSpc="1">
-                              <a:prstTxWarp prst="textNoShape">
-                                <a:avLst/>
-                              </a:prstTxWarp>
-                              <a:noAutofit/>
-                            </wps:bodyPr>
-                          </wps:wsp>
-                        </a:graphicData>
-                      </a:graphic>
-                      <wp14:sizeRelH relativeFrom="margin">
-                        <wp14:pctWidth>0</wp14:pctWidth>
-                      </wp14:sizeRelH>
-                      <wp14:sizeRelV relativeFrom="margin">
-                        <wp14:pctHeight>0</wp14:pctHeight>
-                      </wp14:sizeRelV>
-                    </wp:anchor>
-                  </w:drawing>
-                </mc:Choice>
-                <mc:Fallback>
-                  <w:pict>
-                    <v:rect w14:anchorId="1770FEB6" id="Retângulo 1" o:spid="_x0000_s1026" style="position:absolute;margin-left:-4.9pt;margin-top:8.95pt;width:521.25pt;height:13.5pt;z-index:251661312;visibility:visible;mso-wrap-style:square;mso-width-percent:0;mso-height-percent:0;mso-wrap-distance-left:9pt;mso-wrap-distance-top:0;mso-wrap-distance-right:9pt;mso-wrap-distance-bottom:0;mso-position-horizontal:absolute;mso-position-horizontal-relative:text;mso-position-vertical:absolute;mso-position-vertical-relative:text;mso-width-percent:0;mso-height-percent:0;mso-width-relative:margin;mso-height-relative:margin;v-text-anchor:middle" o:gfxdata="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" fillcolor="black [3213]" strokecolor="#030e13 [484]" strokeweight="1pt"/>
-                  </w:pict>
-                </mc:Fallback>
-              </mc:AlternateContent>
-            </w:r>
-          </w:p>
-        </w:tc>
-      </w:tr>
-      <w:tr>
-        <w:tc>
-          <w:tcPr>
-            <w:tcW w:w="10456" w:type="dxa"/>
-            <w:gridSpan w:val="4"/>
-            <w:tcBorders>
-              <w:top w:val="nil"/>
-              <w:bottom w:val="nil"/>
-            </w:tcBorders>
-          </w:tcPr>
-          <w:p>
-            <w:pPr>
-              <w:spacing w:line="276" w:lineRule="auto"/>
-              <w:rPr>
-                <w:rFonts w:ascii="Times New Roman" w:hAnsi="Times New Roman" w:cs="Times New Roman"/>
-              </w:rPr>
-            </w:pPr>
-            <w:r>
-              <w:rPr>
-                <w:rFonts w:ascii="Times New Roman" w:hAnsi="Times New Roman" w:cs="Times New Roman"/>
-              </w:rPr>
-              <w:t>(2) Endereço:</w:t>
-            </w:r>
-          </w:p>
-        </w:tc>
-      </w:tr>
-      <w:tr>
-        <w:trPr>
-          <w:trHeight w:val="499"/>
-        </w:trPr>
-        <w:tc>
-          <w:tcPr>
-            <w:tcW w:w="10456" w:type="dxa"/>
-            <w:gridSpan w:val="4"/>
-            <w:tcBorders>
-              <w:top w:val="nil"/>
-              <w:bottom w:val="single" w:sz="4" w:space="0" w:color="auto"/>
-            </w:tcBorders>
-            <w:vAlign w:val="bottom"/>
-          </w:tcPr>
-          <w:p>
-            <w:pPr>
-              <w:tabs>
-                <w:tab w:val="left" w:pos="9526"/>
-              </w:tabs>
-              <w:spacing w:line="276" w:lineRule="auto"/>
-              <w:rPr>
-                <w:rFonts w:ascii="Times New Roman" w:hAnsi="Times New Roman" w:cs="Times New Roman"/>
-              </w:rPr>
-            </w:pPr>
-            <w:r>
-              <w:rPr>
-                <w:rFonts w:ascii="Times New Roman" w:hAnsi="Times New Roman" w:cs="Times New Roman"/>
-              </w:rPr>
-              <w:t xml:space="preserve">a) ${logradouro}</w:t>
-            </w:r>
-          </w:p>
-        </w:tc>
-      </w:tr>
-      <w:tr>
-        <w:tc>
-          <w:tcPr>
-            <w:tcW w:w="10456" w:type="dxa"/>
-            <w:gridSpan w:val="4"/>
-            <w:tcBorders>
-              <w:bottom w:val="nil"/>
-            </w:tcBorders>
-          </w:tcPr>
-          <w:p>
-            <w:pPr>
-              <w:tabs>
-                <w:tab w:val="left" w:pos="4935"/>
-              </w:tabs>
-              <w:jc w:val="center"/>
-            </w:pPr>
-            <w:r>
-              <w:rPr>
-                <w:rFonts w:ascii="Times New Roman" w:hAnsi="Times New Roman" w:cs="Times New Roman"/>
-                <w:sz w:val="20"/>
-                <w:szCs w:val="20"/>
-              </w:rPr>
-              <w:t>(Rua, Avenida, Quadra)</w:t>
-            </w:r>
-          </w:p>
-        </w:tc>
-      </w:tr>
-      <w:tr>
-        <w:trPr>
-          <w:trHeight w:val="499"/>
-        </w:trPr>
-        <w:tc>
-          <w:tcPr>
-            <w:tcW w:w="4106" w:type="dxa"/>
-            <w:tcBorders>
-              <w:top w:val="nil"/>
-              <w:bottom w:val="single" w:sz="4" w:space="0" w:color="auto"/>
-              <w:right w:val="nil"/>
-            </w:tcBorders>
-            <w:vAlign w:val="bottom"/>
-          </w:tcPr>
-          <w:p>
-            <w:pPr>
-              <w:tabs>
-                <w:tab w:val="left" w:pos="4935"/>
-              </w:tabs>
-            </w:pPr>
-            <w:r>
-              <w:rPr>
-                <w:rFonts w:ascii="Times New Roman" w:hAnsi="Times New Roman" w:cs="Times New Roman"/>
-              </w:rPr>
-              <w:t>b)_</w:t>
-            </w:r>
-            <w:r>
-              <w:rPr>
-                <w:b/>
-                <w:bCs/>
-              </w:rPr>
-              <w:t xml:space="preserve"> ${bairro}</w:t>
-            </w:r>
-          </w:p>
-        </w:tc>
-        <w:tc>
-          <w:tcPr>
-            <w:tcW w:w="3686" w:type="dxa"/>
-            <w:gridSpan w:val="2"/>
-            <w:tcBorders>
-              <w:top w:val="nil"/>
-              <w:left w:val="nil"/>
-              <w:bottom w:val="nil"/>
-              <w:right w:val="nil"/>
-            </w:tcBorders>
-            <w:vAlign w:val="bottom"/>
-          </w:tcPr>
-          <w:p>
-            <w:pPr>
-              <w:tabs>
-                <w:tab w:val="left" w:pos="4935"/>
-              </w:tabs>
-            </w:pPr>
-            <w:r>
-              <w:rPr>
-                <w:rFonts w:ascii="Times New Roman" w:hAnsi="Times New Roman" w:cs="Times New Roman"/>
-              </w:rPr>
-              <w:t xml:space="preserve">c) ${cidade}</w:t>
-            </w:r>
-          </w:p>
-        </w:tc>
-        <w:tc>
-          <w:tcPr>
-            <w:tcW w:w="2664" w:type="dxa"/>
-            <w:tcBorders>
-              <w:top w:val="nil"/>
-              <w:left w:val="nil"/>
-              <w:bottom w:val="single" w:sz="4" w:space="0" w:color="auto"/>
-            </w:tcBorders>
-            <w:vAlign w:val="bottom"/>
-          </w:tcPr>
-          <w:p>
-            <w:pPr>
-              <w:tabs>
-                <w:tab w:val="left" w:pos="4935"/>
-              </w:tabs>
-            </w:pPr>
-            <w:r>
-              <w:rPr>
-                <w:rFonts w:ascii="Times New Roman" w:hAnsi="Times New Roman" w:cs="Times New Roman"/>
-              </w:rPr>
-              <w:t xml:space="preserve">d) ${cep}</w:t>
-            </w:r>
-          </w:p>
-        </w:tc>
-      </w:tr>
-      <w:tr>
-        <w:tc>
-          <w:tcPr>
-            <w:tcW w:w="4106" w:type="dxa"/>
-            <w:tcBorders>
-              <w:top w:val="single" w:sz="4" w:space="0" w:color="auto"/>
-              <w:bottom w:val="nil"/>
-              <w:right w:val="nil"/>
-            </w:tcBorders>
-          </w:tcPr>
-          <w:p>
-            <w:pPr>
-              <w:tabs>
-                <w:tab w:val="left" w:pos="4935"/>
-              </w:tabs>
-              <w:jc w:val="center"/>
-            </w:pPr>
-            <w:r>
-              <w:rPr>
-                <w:rFonts w:ascii="Times New Roman" w:hAnsi="Times New Roman" w:cs="Times New Roman"/>
-                <w:sz w:val="20"/>
-                <w:szCs w:val="20"/>
-              </w:rPr>
-              <w:t>(Bairro)</w:t>
-            </w:r>
-          </w:p>
-        </w:tc>
-        <w:tc>
-          <w:tcPr>
-            <w:tcW w:w="3686" w:type="dxa"/>
-            <w:gridSpan w:val="2"/>
-            <w:tcBorders>
-              <w:top w:val="single" w:sz="4" w:space="0" w:color="auto"/>
-              <w:left w:val="nil"/>
-              <w:bottom w:val="nil"/>
-              <w:right w:val="nil"/>
-            </w:tcBorders>
-          </w:tcPr>
-          <w:p>
-            <w:pPr>
-              <w:tabs>
-                <w:tab w:val="left" w:pos="4935"/>
-              </w:tabs>
-              <w:jc w:val="center"/>
-            </w:pPr>
-            <w:r>
-              <w:rPr>
-                <w:rFonts w:ascii="Times New Roman" w:hAnsi="Times New Roman" w:cs="Times New Roman"/>
-                <w:sz w:val="20"/>
-                <w:szCs w:val="20"/>
-              </w:rPr>
-              <w:t>(Cidade)</w:t>
-            </w:r>
-          </w:p>
-        </w:tc>
-        <w:tc>
-          <w:tcPr>
-            <w:tcW w:w="2664" w:type="dxa"/>
-            <w:tcBorders>
-              <w:top w:val="single" w:sz="4" w:space="0" w:color="auto"/>
-              <w:left w:val="nil"/>
-              <w:bottom w:val="nil"/>
-            </w:tcBorders>
-          </w:tcPr>
-          <w:p>
-            <w:pPr>
-              <w:tabs>
-                <w:tab w:val="left" w:pos="4935"/>
-              </w:tabs>
-              <w:jc w:val="center"/>
-            </w:pPr>
-            <w:r>
-              <w:rPr>
-                <w:rFonts w:ascii="Times New Roman" w:hAnsi="Times New Roman" w:cs="Times New Roman"/>
-                <w:sz w:val="20"/>
-                <w:szCs w:val="20"/>
-              </w:rPr>
-              <w:t>(</w:t>
-            </w:r>
-            <w:r>
-              <w:rPr>
-                <w:rFonts w:ascii="Times New Roman" w:hAnsi="Times New Roman" w:cs="Times New Roman"/>
-                <w:sz w:val="20"/>
-                <w:szCs w:val="20"/>
-              </w:rPr>
-              <w:t>CEP</w:t>
-            </w:r>
-            <w:r>
-              <w:rPr>
-                <w:rFonts w:ascii="Times New Roman" w:hAnsi="Times New Roman" w:cs="Times New Roman"/>
-                <w:sz w:val="20"/>
-                <w:szCs w:val="20"/>
-              </w:rPr>
-              <w:t>)</w:t>
-            </w:r>
-          </w:p>
-        </w:tc>
-      </w:tr>
-      <w:tr>
-        <w:trPr>
-          <w:trHeight w:val="499"/>
-        </w:trPr>
-        <w:tc>
-          <w:tcPr>
-            <w:tcW w:w="4957" w:type="dxa"/>
-            <w:gridSpan w:val="2"/>
-            <w:tcBorders>
-              <w:top w:val="nil"/>
-              <w:bottom w:val="single" w:sz="4" w:space="0" w:color="auto"/>
-              <w:right w:val="nil"/>
-            </w:tcBorders>
-            <w:vAlign w:val="bottom"/>
-          </w:tcPr>
-          <w:p>
-            <w:pPr>
-              <w:tabs>
-                <w:tab w:val="left" w:pos="4935"/>
-              </w:tabs>
-            </w:pPr>
-            <w:r>
-              <w:rPr>
-                <w:rFonts w:ascii="Times New Roman" w:hAnsi="Times New Roman" w:cs="Times New Roman"/>
-              </w:rPr>
-              <w:t>e</w:t>
-            </w:r>
-            <w:r>
-              <w:rPr>
-                <w:rFonts w:ascii="Times New Roman" w:hAnsi="Times New Roman" w:cs="Times New Roman"/>
-              </w:rPr>
-              <w:t xml:space="preserve">) </w:t>
-            </w:r>
-            <w:r>
-              <w:rPr>
-                <w:rFonts w:ascii="Times New Roman" w:hAnsi="Times New Roman" w:cs="Times New Roman"/>
-                <w:b/>
-                <w:bCs/>
-              </w:rPr>
-              <w:t xml:space="preserve"> ${telefone}</w:t>
-            </w:r>
-          </w:p>
-        </w:tc>
-        <w:tc>
-          <w:tcPr>
-            <w:tcW w:w="5499" w:type="dxa"/>
-            <w:gridSpan w:val="2"/>
-            <w:tcBorders>
-              <w:top w:val="nil"/>
-              <w:left w:val="nil"/>
-              <w:bottom w:val="single" w:sz="4" w:space="0" w:color="auto"/>
-            </w:tcBorders>
-            <w:vAlign w:val="bottom"/>
-          </w:tcPr>
-          <w:p>
-            <w:pPr>
-              <w:tabs>
-                <w:tab w:val="left" w:pos="4935"/>
-              </w:tabs>
-            </w:pPr>
-            <w:r>
-              <w:rPr>
-                <w:rFonts w:ascii="Times New Roman" w:hAnsi="Times New Roman" w:cs="Times New Roman"/>
-              </w:rPr>
-              <w:t>f)</w:t>
-            </w:r>
-            <w:r>
-              <w:rPr>
-                <w:rFonts w:ascii="Times New Roman" w:hAnsi="Times New Roman" w:cs="Times New Roman"/>
-              </w:rPr>
-              <w:t xml:space="preserve"> ${email}</w:t>
-            </w:r>
-          </w:p>
-        </w:tc>
-      </w:tr>
-      <w:tr>
-        <w:trPr>
-          <w:trHeight w:val="532"/>
-        </w:trPr>
-        <w:tc>
-          <w:tcPr>
-            <w:tcW w:w="4957" w:type="dxa"/>
-            <w:gridSpan w:val="2"/>
-            <w:tcBorders>
-              <w:top w:val="single" w:sz="4" w:space="0" w:color="auto"/>
-              <w:right w:val="nil"/>
-            </w:tcBorders>
-          </w:tcPr>
-          <w:p>
-            <w:pPr>
-              <w:tabs>
-                <w:tab w:val="left" w:pos="4935"/>
-              </w:tabs>
-              <w:jc w:val="center"/>
-            </w:pPr>
-            <w:r>
-              <w:rPr>
-                <w:rFonts w:ascii="Times New Roman" w:hAnsi="Times New Roman" w:cs="Times New Roman"/>
-                <w:sz w:val="20"/>
-                <w:szCs w:val="20"/>
-              </w:rPr>
-              <w:t>(Telefone)</w:t>
-            </w:r>
-          </w:p>
-        </w:tc>
-        <w:tc>
-          <w:tcPr>
-            <w:tcW w:w="5499" w:type="dxa"/>
-            <w:gridSpan w:val="2"/>
-            <w:tcBorders>
-              <w:top w:val="single" w:sz="4" w:space="0" w:color="auto"/>
-              <w:left w:val="nil"/>
-            </w:tcBorders>
-          </w:tcPr>
-          <w:p>
-            <w:pPr>
-              <w:tabs>
-                <w:tab w:val="left" w:pos="4935"/>
-              </w:tabs>
-              <w:jc w:val="center"/>
-            </w:pPr>
-            <w:r>
-              <w:rPr>
-                <w:rFonts w:ascii="Times New Roman" w:hAnsi="Times New Roman" w:cs="Times New Roman"/>
-                <w:sz w:val="20"/>
-                <w:szCs w:val="20"/>
-              </w:rPr>
-              <w:t>(Email)</w:t>
-            </w:r>
-          </w:p>
-        </w:tc>
-      </w:tr>
-    </w:tbl>
-    <w:p>
-      <w:pPr>
-        <w:rPr>
-          <w:rFonts w:ascii="Times New Roman" w:hAnsi="Times New Roman" w:cs="Times New Roman"/>
+          <w:sz w:val="28"/>
+          <w:szCs w:val="28"/>
+        </w:rPr>
+        <w:t xml:space="preserve">c) RG nº: </w:t>
+      </w:r>
+      <w:r>
+        <w:rPr>
+          <w:rFonts w:ascii="Calibri" w:hAnsi="Calibri" w:cs="Calibri"/>
+          <w:u w:val="single"/>
+          <w:sz w:val="28"/>
+          <w:szCs w:val="28"/>
+        </w:rPr>
+        <w:t xml:space="preserve">${rg}</w:t>
+      </w:r>
+    </w:p>
+    <w:p>
+      <w:pPr>
+        <w:spacing w:before="0" w:after="40" w:line="240" w:lineRule="auto"/>
+        <w:rPr>
+          <w:rFonts w:ascii="Calibri" w:hAnsi="Calibri" w:cs="Calibri"/>
+          <w:sz w:val="28"/>
+          <w:szCs w:val="28"/>
+        </w:rPr>
+      </w:pPr>
+      <w:r>
+        <w:rPr>
+          <w:rFonts w:ascii="Calibri" w:hAnsi="Calibri" w:cs="Calibri"/>
           <w:b/>
           <w:bCs/>
-        </w:rPr>
-      </w:pPr>
-    </w:p>
-    <w:p>
-      <w:pPr>
-        <w:rPr>
-          <w:rFonts w:ascii="Times New Roman" w:hAnsi="Times New Roman" w:cs="Times New Roman"/>
+          <w:sz w:val="28"/>
+          <w:szCs w:val="28"/>
+        </w:rPr>
+        <w:t xml:space="preserve">d) Órgão Emissor: </w:t>
+      </w:r>
+      <w:r>
+        <w:rPr>
+          <w:rFonts w:ascii="Calibri" w:hAnsi="Calibri" w:cs="Calibri"/>
+          <w:u w:val="single"/>
+          <w:sz w:val="28"/>
+          <w:szCs w:val="28"/>
+        </w:rPr>
+        <w:t xml:space="preserve">${org_emissor}</w:t>
+      </w:r>
+    </w:p>
+    <w:p>
+      <w:pPr>
+        <w:spacing w:before="0" w:after="40" w:line="240" w:lineRule="auto"/>
+        <w:rPr>
+          <w:rFonts w:ascii="Calibri" w:hAnsi="Calibri" w:cs="Calibri"/>
+          <w:sz w:val="28"/>
+          <w:szCs w:val="28"/>
+        </w:rPr>
+      </w:pPr>
+      <w:r>
+        <w:rPr>
+          <w:rFonts w:ascii="Calibri" w:hAnsi="Calibri" w:cs="Calibri"/>
           <w:b/>
           <w:bCs/>
-          <w:sz w:val="22"/>
-          <w:szCs w:val="22"/>
-        </w:rPr>
-      </w:pPr>
-      <w:r>
-        <w:rPr>
-          <w:rFonts w:ascii="Times New Roman" w:hAnsi="Times New Roman" w:cs="Times New Roman"/>
+          <w:sz w:val="28"/>
+          <w:szCs w:val="28"/>
+        </w:rPr>
+        <w:t xml:space="preserve">e) Endereço (Rua, Avenida, Quadra): </w:t>
+      </w:r>
+      <w:r>
+        <w:rPr>
+          <w:rFonts w:ascii="Calibri" w:hAnsi="Calibri" w:cs="Calibri"/>
+          <w:u w:val="single"/>
+          <w:sz w:val="28"/>
+          <w:szCs w:val="28"/>
+        </w:rPr>
+        <w:t xml:space="preserve">${logradouro}</w:t>
+      </w:r>
+    </w:p>
+    <w:p>
+      <w:pPr>
+        <w:spacing w:before="0" w:after="40" w:line="240" w:lineRule="auto"/>
+        <w:rPr>
+          <w:rFonts w:ascii="Calibri" w:hAnsi="Calibri" w:cs="Calibri"/>
+          <w:sz w:val="28"/>
+          <w:szCs w:val="28"/>
+        </w:rPr>
+      </w:pPr>
+      <w:r>
+        <w:rPr>
+          <w:rFonts w:ascii="Calibri" w:hAnsi="Calibri" w:cs="Calibri"/>
           <w:b/>
           <w:bCs/>
-          <w:sz w:val="22"/>
-          <w:szCs w:val="22"/>
-        </w:rPr>
-        <w:t>Venho Requerer:</w:t>
-      </w:r>
-      <w:r>
-        <w:rPr>
-          <w:rFonts w:ascii="Times New Roman" w:hAnsi="Times New Roman" w:cs="Times New Roman"/>
+          <w:sz w:val="28"/>
+          <w:szCs w:val="28"/>
+        </w:rPr>
+        <w:t xml:space="preserve">f) Bairro: </w:t>
+      </w:r>
+      <w:r>
+        <w:rPr>
+          <w:rFonts w:ascii="Calibri" w:hAnsi="Calibri" w:cs="Calibri"/>
+          <w:u w:val="single"/>
+          <w:sz w:val="28"/>
+          <w:szCs w:val="28"/>
+        </w:rPr>
+        <w:t xml:space="preserve">${bairro}</w:t>
+      </w:r>
+    </w:p>
+    <w:p>
+      <w:pPr>
+        <w:spacing w:before="0" w:after="40" w:line="240" w:lineRule="auto"/>
+        <w:rPr>
+          <w:rFonts w:ascii="Calibri" w:hAnsi="Calibri" w:cs="Calibri"/>
+          <w:sz w:val="28"/>
+          <w:szCs w:val="28"/>
+        </w:rPr>
+      </w:pPr>
+      <w:r>
+        <w:rPr>
+          <w:rFonts w:ascii="Calibri" w:hAnsi="Calibri" w:cs="Calibri"/>
           <w:b/>
           <w:bCs/>
-          <w:sz w:val="22"/>
-          <w:szCs w:val="22"/>
-        </w:rPr>
-        <w:t xml:space="preserve"> ${solicitacao}</w:t>
-      </w:r>
-    </w:p>
-    <w:p>
-      <w:pPr>
-        <w:rPr>
-          <w:rFonts w:ascii="Times New Roman" w:hAnsi="Times New Roman" w:cs="Times New Roman"/>
+          <w:sz w:val="28"/>
+          <w:szCs w:val="28"/>
+        </w:rPr>
+        <w:t xml:space="preserve">g) Cidade: </w:t>
+      </w:r>
+      <w:r>
+        <w:rPr>
+          <w:rFonts w:ascii="Calibri" w:hAnsi="Calibri" w:cs="Calibri"/>
+          <w:u w:val="single"/>
+          <w:sz w:val="28"/>
+          <w:szCs w:val="28"/>
+        </w:rPr>
+        <w:t xml:space="preserve">${cidade}</w:t>
+      </w:r>
+    </w:p>
+    <w:p>
+      <w:pPr>
+        <w:spacing w:before="0" w:after="40" w:line="240" w:lineRule="auto"/>
+        <w:rPr>
+          <w:rFonts w:ascii="Calibri" w:hAnsi="Calibri" w:cs="Calibri"/>
+          <w:sz w:val="28"/>
+          <w:szCs w:val="28"/>
+        </w:rPr>
+      </w:pPr>
+      <w:r>
+        <w:rPr>
+          <w:rFonts w:ascii="Calibri" w:hAnsi="Calibri" w:cs="Calibri"/>
           <w:b/>
           <w:bCs/>
-          <w:sz w:val="22"/>
-          <w:szCs w:val="22"/>
-        </w:rPr>
-      </w:pPr>
-    </w:p>
-    <w:p>
-      <w:pPr>
-        <w:rPr>
-          <w:rFonts w:ascii="Times New Roman" w:hAnsi="Times New Roman" w:cs="Times New Roman"/>
-          <w:sz w:val="28"/>
-          <w:szCs w:val="28"/>
-        </w:rPr>
-      </w:pPr>
-      <w:r>
-        <w:rPr>
-          <w:rFonts w:ascii="Times New Roman" w:hAnsi="Times New Roman" w:cs="Times New Roman"/>
+          <w:sz w:val="28"/>
+          <w:szCs w:val="28"/>
+        </w:rPr>
+        <w:t xml:space="preserve">h) UF: </w:t>
+      </w:r>
+      <w:r>
+        <w:rPr>
+          <w:rFonts w:ascii="Calibri" w:hAnsi="Calibri" w:cs="Calibri"/>
+          <w:u w:val="single"/>
+          <w:sz w:val="28"/>
+          <w:szCs w:val="28"/>
+        </w:rPr>
+        <w:t xml:space="preserve">${uf}</w:t>
+      </w:r>
+    </w:p>
+    <w:p>
+      <w:pPr>
+        <w:spacing w:before="0" w:after="40" w:line="240" w:lineRule="auto"/>
+        <w:rPr>
+          <w:rFonts w:ascii="Calibri" w:hAnsi="Calibri" w:cs="Calibri"/>
+          <w:sz w:val="28"/>
+          <w:szCs w:val="28"/>
+        </w:rPr>
+      </w:pPr>
+      <w:r>
+        <w:rPr>
+          <w:rFonts w:ascii="Calibri" w:hAnsi="Calibri" w:cs="Calibri"/>
           <w:b/>
           <w:bCs/>
           <w:sz w:val="28"/>
           <w:szCs w:val="28"/>
         </w:rPr>
-        <w:t xml:space="preserve">PROTOCOLO: </w:t>
-      </w:r>
-      <w:r>
-        <w:rPr>
-          <w:rFonts w:ascii="Times New Roman" w:hAnsi="Times New Roman" w:cs="Times New Roman"/>
+        <w:t xml:space="preserve">i) CEP: </w:t>
+      </w:r>
+      <w:r>
+        <w:rPr>
+          <w:rFonts w:ascii="Calibri" w:hAnsi="Calibri" w:cs="Calibri"/>
+          <w:u w:val="single"/>
+          <w:sz w:val="28"/>
+          <w:szCs w:val="28"/>
+        </w:rPr>
+        <w:t xml:space="preserve">${cep}</w:t>
+      </w:r>
+    </w:p>
+    <w:p>
+      <w:pPr>
+        <w:spacing w:before="0" w:after="40" w:line="240" w:lineRule="auto"/>
+        <w:rPr>
+          <w:rFonts w:ascii="Calibri" w:hAnsi="Calibri" w:cs="Calibri"/>
+          <w:sz w:val="28"/>
+          <w:szCs w:val="28"/>
+        </w:rPr>
+      </w:pPr>
+      <w:r>
+        <w:rPr>
+          <w:rFonts w:ascii="Calibri" w:hAnsi="Calibri" w:cs="Calibri"/>
           <w:b/>
           <w:bCs/>
           <w:sz w:val="28"/>
           <w:szCs w:val="28"/>
         </w:rPr>
-        <w:t xml:space="preserve">N° ${protocolo}</w:t>
-      </w:r>
-    </w:p>
-    <w:p>
-      <w:pPr>
-        <w:rPr>
-          <w:rFonts w:ascii="Times New Roman" w:hAnsi="Times New Roman" w:cs="Times New Roman"/>
-          <w:sz w:val="28"/>
-          <w:szCs w:val="28"/>
-        </w:rPr>
-      </w:pPr>
-    </w:p>
-    <w:p>
-      <w:pPr>
-        <w:rPr>
-          <w:rFonts w:ascii="Times New Roman" w:hAnsi="Times New Roman" w:cs="Times New Roman"/>
-          <w:sz w:val="28"/>
-          <w:szCs w:val="28"/>
-        </w:rPr>
-      </w:pPr>
-    </w:p>
-    <w:p>
-      <w:pPr>
-        <w:rPr>
-          <w:rFonts w:ascii="Times New Roman" w:hAnsi="Times New Roman" w:cs="Times New Roman"/>
-          <w:sz w:val="28"/>
-          <w:szCs w:val="28"/>
-        </w:rPr>
-      </w:pPr>
-    </w:p>
-    <w:p>
-      <w:pPr>
-        <w:rPr>
-          <w:rFonts w:ascii="Times New Roman" w:hAnsi="Times New Roman" w:cs="Times New Roman"/>
+        <w:t xml:space="preserve">j) Telefone: </w:t>
+      </w:r>
+      <w:r>
+        <w:rPr>
+          <w:rFonts w:ascii="Calibri" w:hAnsi="Calibri" w:cs="Calibri"/>
+          <w:u w:val="single"/>
+          <w:sz w:val="28"/>
+          <w:szCs w:val="28"/>
+        </w:rPr>
+        <w:t xml:space="preserve">${telefone}</w:t>
+      </w:r>
+    </w:p>
+    <w:p>
+      <w:pPr>
+        <w:spacing w:before="0" w:after="40" w:line="240" w:lineRule="auto"/>
+        <w:rPr>
+          <w:rFonts w:ascii="Calibri" w:hAnsi="Calibri" w:cs="Calibri"/>
+          <w:sz w:val="28"/>
+          <w:szCs w:val="28"/>
+        </w:rPr>
+      </w:pPr>
+      <w:r>
+        <w:rPr>
+          <w:rFonts w:ascii="Calibri" w:hAnsi="Calibri" w:cs="Calibri"/>
           <w:b/>
           <w:bCs/>
-          <w:sz w:val="22"/>
-          <w:szCs w:val="22"/>
-        </w:rPr>
-      </w:pPr>
-      <w:r>
-        <w:rPr>
-          <w:rFonts w:ascii="Times New Roman" w:hAnsi="Times New Roman" w:cs="Times New Roman"/>
+          <w:sz w:val="28"/>
+          <w:szCs w:val="28"/>
+        </w:rPr>
+        <w:t xml:space="preserve">k) E-mail: </w:t>
+      </w:r>
+      <w:r>
+        <w:rPr>
+          <w:rFonts w:ascii="Calibri" w:hAnsi="Calibri" w:cs="Calibri"/>
+          <w:u w:val="single"/>
+          <w:sz w:val="28"/>
+          <w:szCs w:val="28"/>
+        </w:rPr>
+        <w:t xml:space="preserve">${email}</w:t>
+      </w:r>
+    </w:p>
+    <w:p>
+      <w:pPr>
+        <w:tabs>
+          <w:tab w:val="left" w:pos="3900"/>
+        </w:tabs>
+        <w:spacing w:before="160" w:after="120" w:line="240" w:lineRule="auto"/>
+        <w:rPr>
+          <w:rFonts w:ascii="Calibri" w:hAnsi="Calibri" w:cs="Calibri"/>
+          <w:sz w:val="28"/>
+          <w:szCs w:val="28"/>
+        </w:rPr>
+      </w:pPr>
+      <w:r>
+        <w:rPr>
+          <w:rFonts w:ascii="Calibri" w:hAnsi="Calibri" w:cs="Calibri"/>
           <w:b/>
           <w:bCs/>
-          <w:sz w:val="22"/>
-          <w:szCs w:val="22"/>
-        </w:rPr>
-        <w:t>GOIÂNIA – G</w:t>
-      </w:r>
-      <w:r>
-        <w:rPr>
-          <w:rFonts w:ascii="Times New Roman" w:hAnsi="Times New Roman" w:cs="Times New Roman"/>
+          <w:sz w:val="28"/>
+          <w:szCs w:val="28"/>
+        </w:rPr>
+        <w:t xml:space="preserve">2. INFORMAÇÃO SOLICITADA</w:t>
+      </w:r>
+      <w:r>
+        <w:rPr>
+          <w:rFonts w:ascii="Calibri" w:hAnsi="Calibri" w:cs="Calibri"/>
           <w:b/>
           <w:bCs/>
-          <w:sz w:val="22"/>
-          <w:szCs w:val="22"/>
-        </w:rPr>
-        <w:t xml:space="preserve">O – </w:t>
-      </w:r>
-      <w:proofErr w:type="spellStart"/>
-      <w:r>
-        <w:rPr>
-          <w:rFonts w:ascii="Times New Roman" w:hAnsi="Times New Roman" w:cs="Times New Roman"/>
+          <w:sz w:val="28"/>
+          <w:szCs w:val="28"/>
+        </w:rPr>
+        <w:tab/>
+      </w:r>
+      <w:r>
+        <w:rPr>
+          <w:rFonts w:ascii="Calibri" w:hAnsi="Calibri" w:cs="Calibri"/>
           <w:b/>
           <w:bCs/>
-          <w:sz w:val="22"/>
-          <w:szCs w:val="22"/>
-        </w:rPr>
-        <w:t>${data_extenso}</w:t>
-      </w:r>
-      <w:proofErr w:type="spellEnd"/>
-    </w:p>
-    <w:p>
-      <w:pPr>
-        <w:rPr>
-          <w:rFonts w:ascii="Times New Roman" w:hAnsi="Times New Roman" w:cs="Times New Roman"/>
-        </w:rPr>
-      </w:pPr>
-    </w:p>
-    <w:p>
-      <w:pPr>
+          <w:sz w:val="28"/>
+          <w:szCs w:val="28"/>
+        </w:rPr>
+        <w:t xml:space="preserve">PROTOCOLO Nº: </w:t>
+      </w:r>
+      <w:r>
+        <w:rPr>
+          <w:rFonts w:ascii="Calibri" w:hAnsi="Calibri" w:cs="Calibri"/>
+          <w:u w:val="single"/>
+          <w:sz w:val="28"/>
+          <w:szCs w:val="28"/>
+        </w:rPr>
+        <w:t xml:space="preserve">${protocolo}</w:t>
+      </w:r>
+    </w:p>
+    <w:p>
+      <w:pPr>
+        <w:spacing w:before="0" w:after="0" w:line="240" w:lineRule="auto"/>
+        <w:rPr>
+          <w:rFonts w:ascii="Calibri" w:hAnsi="Calibri" w:cs="Calibri"/>
+          <w:sz w:val="28"/>
+          <w:szCs w:val="28"/>
+        </w:rPr>
+      </w:pPr>
+      <w:r>
+        <w:rPr>
+          <w:rFonts w:ascii="Calibri" w:hAnsi="Calibri" w:cs="Calibri"/>
+          <w:sz w:val="28"/>
+          <w:szCs w:val="28"/>
+        </w:rPr>
+        <w:t xml:space="preserve">${solicitacao}</w:t>
+      </w:r>
+    </w:p>
+    <w:p>
+      <w:pPr>
+        <w:spacing w:before="0" w:after="0" w:line="240" w:lineRule="auto"/>
+        <w:rPr>
+          <w:rFonts w:ascii="Calibri" w:hAnsi="Calibri" w:cs="Calibri"/>
+          <w:sz w:val="28"/>
+          <w:szCs w:val="28"/>
+        </w:rPr>
+      </w:pPr>
+      <w:r>
+        <w:rPr>
+          <w:rFonts w:ascii="Calibri" w:hAnsi="Calibri" w:cs="Calibri"/>
+          <w:sz w:val="28"/>
+          <w:szCs w:val="28"/>
+        </w:rPr>
+        <w:t xml:space="preserve"/>
+      </w:r>
+    </w:p>
+    <w:p>
+      <w:pPr>
+        <w:keepNext/>
+        <w:spacing w:before="0" w:after="160" w:line="240" w:lineRule="auto"/>
+        <w:rPr>
+          <w:rFonts w:ascii="Calibri" w:hAnsi="Calibri" w:cs="Calibri"/>
+          <w:sz w:val="28"/>
+          <w:szCs w:val="28"/>
+        </w:rPr>
+      </w:pPr>
+      <w:r>
+        <w:rPr>
+          <w:rFonts w:ascii="Calibri" w:hAnsi="Calibri" w:cs="Calibri"/>
+          <w:b/>
+          <w:bCs/>
+          <w:sz w:val="28"/>
+          <w:szCs w:val="28"/>
+        </w:rPr>
+        <w:t xml:space="preserve">Goiânia-Go, ${data_extenso}.</w:t>
+      </w:r>
+    </w:p>
+    <w:p>
+      <w:pPr>
+        <w:keepNext/>
+        <w:spacing w:before="0" w:after="0" w:line="240" w:lineRule="auto"/>
+        <w:rPr>
+          <w:rFonts w:ascii="Calibri" w:hAnsi="Calibri" w:cs="Calibri"/>
+          <w:sz w:val="28"/>
+          <w:szCs w:val="28"/>
+        </w:rPr>
+      </w:pPr>
+      <w:r>
+        <w:rPr>
+          <w:rFonts w:ascii="Calibri" w:hAnsi="Calibri" w:cs="Calibri"/>
+          <w:b/>
+          <w:bCs/>
+          <w:sz w:val="28"/>
+          <w:szCs w:val="28"/>
+        </w:rPr>
+        <w:t xml:space="preserve">Assinatura do Requerente:</w:t>
+      </w:r>
+    </w:p>
+    <w:p>
+      <w:pPr>
+        <w:keepNext/>
+        <w:spacing w:before="0" w:after="0" w:line="240" w:lineRule="auto"/>
+        <w:rPr>
+          <w:rFonts w:ascii="Calibri" w:hAnsi="Calibri" w:cs="Calibri"/>
+          <w:sz w:val="28"/>
+          <w:szCs w:val="28"/>
+        </w:rPr>
+      </w:pPr>
+      <w:r>
+        <w:rPr>
+          <w:rFonts w:ascii="Calibri" w:hAnsi="Calibri" w:cs="Calibri"/>
+          <w:sz w:val="28"/>
+          <w:szCs w:val="28"/>
+        </w:rPr>
+        <w:t xml:space="preserve"/>
+      </w:r>
+    </w:p>
+    <w:p>
+      <w:pPr>
+        <w:keepNext/>
+        <w:spacing w:before="0" w:after="0" w:line="240" w:lineRule="auto"/>
         <w:jc w:val="center"/>
         <w:rPr>
-          <w:rFonts w:ascii="Times New Roman" w:hAnsi="Times New Roman" w:cs="Times New Roman"/>
-        </w:rPr>
-      </w:pPr>
-      <w:r>
-        <w:rPr>
-          <w:rFonts w:ascii="Times New Roman" w:hAnsi="Times New Roman" w:cs="Times New Roman"/>
-        </w:rPr>
-        <w:t>_________________________________________</w:t>
-      </w:r>
-    </w:p>
-    <w:p>
-      <w:pPr>
+          <w:rFonts w:ascii="Calibri" w:hAnsi="Calibri" w:cs="Calibri"/>
+          <w:sz w:val="28"/>
+          <w:szCs w:val="28"/>
+        </w:rPr>
+      </w:pPr>
+      <w:r>
+        <w:rPr>
+          <w:rFonts w:ascii="Calibri" w:hAnsi="Calibri" w:cs="Calibri"/>
+          <w:b/>
+          <w:bCs/>
+          <w:sz w:val="28"/>
+          <w:szCs w:val="28"/>
+        </w:rPr>
+        <w:t xml:space="preserve">______________________________________________________________</w:t>
+      </w:r>
+    </w:p>
+    <w:p>
+      <w:pPr>
+        <w:keepNext/>
+        <w:spacing w:before="0" w:after="0" w:line="240" w:lineRule="auto"/>
         <w:jc w:val="center"/>
-      </w:pPr>
-      <w:r>
-        <w:rPr>
-          <w:rFonts w:ascii="Times New Roman" w:hAnsi="Times New Roman" w:cs="Times New Roman"/>
-        </w:rPr>
-        <w:t>Assinatura do Requerente</w:t>
+        <w:rPr>
+          <w:rFonts w:ascii="Calibri" w:hAnsi="Calibri" w:cs="Calibri"/>
+          <w:sz w:val="28"/>
+          <w:szCs w:val="28"/>
+        </w:rPr>
+      </w:pPr>
+      <w:r>
+        <w:rPr>
+          <w:rFonts w:ascii="Calibri" w:hAnsi="Calibri" w:cs="Calibri"/>
+          <w:b/>
+          <w:bCs/>
+          <w:sz w:val="28"/>
+          <w:szCs w:val="28"/>
+        </w:rPr>
+        <w:t xml:space="preserve">(assinatura)</w:t>
+      </w:r>
+    </w:p>
+    <w:p>
+      <w:pPr>
+        <w:keepNext/>
+        <w:spacing w:before="0" w:after="0" w:line="240" w:lineRule="auto"/>
+        <w:rPr>
+          <w:rFonts w:ascii="Calibri" w:hAnsi="Calibri" w:cs="Calibri"/>
+          <w:sz w:val="28"/>
+          <w:szCs w:val="28"/>
+        </w:rPr>
+      </w:pPr>
+      <w:r>
+        <w:rPr>
+          <w:rFonts w:ascii="Calibri" w:hAnsi="Calibri" w:cs="Calibri"/>
+          <w:sz w:val="28"/>
+          <w:szCs w:val="28"/>
+        </w:rPr>
+        <w:t xml:space="preserve"/>
+      </w:r>
+    </w:p>
+    <w:p>
+      <w:pPr>
+        <w:spacing w:before="0" w:after="0" w:line="240" w:lineRule="auto"/>
+        <w:rPr>
+          <w:rFonts w:ascii="Calibri" w:hAnsi="Calibri" w:cs="Calibri"/>
+          <w:sz w:val="28"/>
+          <w:szCs w:val="28"/>
+        </w:rPr>
+      </w:pPr>
+      <w:r>
+        <w:rPr>
+          <w:rFonts w:ascii="Calibri" w:hAnsi="Calibri" w:cs="Calibri"/>
+          <w:b/>
+          <w:bCs/>
+          <w:sz w:val="28"/>
+          <w:szCs w:val="28"/>
+        </w:rPr>
+        <w:t xml:space="preserve">PRAZO PARA TRATATIVA: 15 DIAS ÚTEIS</w:t>
       </w:r>
     </w:p>
     <w:sectPr>
